--- a/.claude/skills/carf-peer-support-accreditation/providers/example-peer-agency/output/06_Surveyor_Interview_Bank.docx
+++ b/.claude/skills/carf-peer-support-accreditation/providers/example-peer-agency/output/06_Surveyor_Interview_Bank.docx
@@ -795,7 +795,7 @@
         <w:rPr>
           <w:b w:val="0"/>
         </w:rPr>
-        <w:t>*Testing:* the loop closes (1.N). This is the single most important question in the survey.</w:t>
+        <w:t>*Testing:* the loop closes (1.M). This is the single most important question in the survey.</w:t>
       </w:r>
     </w:p>
     <w:p>
@@ -867,7 +867,7 @@
         <w:rPr>
           <w:b w:val="0"/>
         </w:rPr>
-        <w:t>*Testing:* distribution — the most-missed requirement in the manual (1.N).</w:t>
+        <w:t>*Testing:* distribution — the most-missed requirement in the manual (1.M).</w:t>
       </w:r>
     </w:p>
     <w:p>
@@ -1035,7 +1035,7 @@
         <w:rPr>
           <w:b w:val="0"/>
         </w:rPr>
-        <w:t>*Testing:* the grievance process is used and not feared (1.K).</w:t>
+        <w:t>*Testing:* the grievance process is used and not feared (1.J).</w:t>
       </w:r>
     </w:p>
     <w:p>
@@ -2911,7 +2911,7 @@
                 <w:b w:val="0"/>
                 <w:sz w:val="17"/>
               </w:rPr>
-              <w:t>1.K</w:t>
+              <w:t>1.J</w:t>
             </w:r>
           </w:p>
         </w:tc>
@@ -3001,7 +3001,7 @@
                 <w:b w:val="0"/>
                 <w:sz w:val="17"/>
               </w:rPr>
-              <w:t>1.K — the one they always ask</w:t>
+              <w:t>1.J — the one they always ask</w:t>
             </w:r>
           </w:p>
         </w:tc>
@@ -3361,7 +3361,7 @@
                 <w:b w:val="0"/>
                 <w:sz w:val="17"/>
               </w:rPr>
-              <w:t>3.CI self-determination</w:t>
+              <w:t>3.C self-determination</w:t>
             </w:r>
           </w:p>
         </w:tc>

--- a/.claude/skills/carf-peer-support-accreditation/providers/example-peer-agency/output/06_Surveyor_Interview_Bank.docx
+++ b/.claude/skills/carf-peer-support-accreditation/providers/example-peer-agency/output/06_Surveyor_Interview_Bank.docx
@@ -81,7 +81,7 @@
           <w:color w:val="555555"/>
           <w:sz w:val="20"/>
         </w:rPr>
-        <w:t>Generated 2026-09-05</w:t>
+        <w:t>Generated 2026-09-06</w:t>
       </w:r>
     </w:p>
     <w:p>
@@ -4699,7 +4699,7 @@
         <w:color w:val="555555"/>
         <w:sz w:val="16"/>
       </w:rPr>
-      <w:t>Example Peer Recovery Services, Inc. — CARF packet — DRAFT, section map unverified — generated 2026-09-05</w:t>
+      <w:t>Example Peer Recovery Services, Inc. — CARF packet — DRAFT, section map unverified — generated 2026-09-06</w:t>
     </w:r>
   </w:p>
 </w:ftr>

--- a/.claude/skills/carf-peer-support-accreditation/providers/example-peer-agency/output/06_Surveyor_Interview_Bank.docx
+++ b/.claude/skills/carf-peer-support-accreditation/providers/example-peer-agency/output/06_Surveyor_Interview_Bank.docx
@@ -81,7 +81,7 @@
           <w:color w:val="555555"/>
           <w:sz w:val="20"/>
         </w:rPr>
-        <w:t>Generated 2026-09-06</w:t>
+        <w:t>Generated 2026-09-10</w:t>
       </w:r>
     </w:p>
     <w:p>
@@ -116,59 +116,55 @@
         <w:rPr>
           <w:b w:val="0"/>
         </w:rPr>
-        <w:t>realistically asks, grouped by who gets asked. For each: **what they are really</w:t>
-      </w:r>
-    </w:p>
-    <w:p>
+        <w:t xml:space="preserve">realistically asks, grouped by who gets asked. For each: </w:t>
+      </w:r>
+      <w:r>
+        <w:rPr>
+          <w:b/>
+        </w:rPr>
+        <w:t>what they are really testing</w:t>
+      </w:r>
       <w:r>
         <w:rPr>
           <w:b w:val="0"/>
         </w:rPr>
-        <w:t>testing</w:t>
+        <w:t xml:space="preserve">, </w:t>
       </w:r>
       <w:r>
         <w:rPr>
           <w:b/>
         </w:rPr>
+        <w:t>the shape of a strong answer</w:t>
+      </w:r>
+      <w:r>
+        <w:rPr>
+          <w:b w:val="0"/>
+        </w:rPr>
         <w:t xml:space="preserve">, </w:t>
       </w:r>
       <w:r>
         <w:rPr>
+          <w:b/>
+        </w:rPr>
+        <w:t>what sinks you</w:t>
+      </w:r>
+      <w:r>
+        <w:rPr>
           <w:b w:val="0"/>
         </w:rPr>
-        <w:t>the shape of a strong answer</w:t>
+        <w:t xml:space="preserve">, and </w:t>
       </w:r>
       <w:r>
         <w:rPr>
           <w:b/>
         </w:rPr>
-        <w:t xml:space="preserve">, </w:t>
+        <w:t>the document they may ask to see next</w:t>
       </w:r>
       <w:r>
         <w:rPr>
           <w:b w:val="0"/>
         </w:rPr>
-        <w:t>what sinks you</w:t>
-      </w:r>
-      <w:r>
-        <w:rPr>
-          <w:b/>
-        </w:rPr>
-        <w:t xml:space="preserve">, and </w:t>
-      </w:r>
-      <w:r>
-        <w:rPr>
-          <w:b w:val="0"/>
-        </w:rPr>
-        <w:t>the document</w:t>
-      </w:r>
-    </w:p>
-    <w:p>
-      <w:r>
-        <w:rPr>
-          <w:b w:val="0"/>
-        </w:rPr>
-        <w:t>they may ask to see next**.</w:t>
+        <w:t>.</w:t>
       </w:r>
     </w:p>
     <w:p>
@@ -4382,15 +4378,7 @@
         <w:rPr>
           <w:b w:val="0"/>
         </w:rPr>
-        <w:t>Anything not "confident and correct" is a training action with an owner and a date,</w:t>
-      </w:r>
-    </w:p>
-    <w:p>
-      <w:r>
-        <w:rPr>
-          <w:b w:val="0"/>
-        </w:rPr>
-        <w:t>tracked on the Corrective Action Tracker like any other finding.</w:t>
+        <w:t>Anything not "confident and correct" is a training action with an owner and a date, tracked on the Corrective Action Tracker like any other finding.</w:t>
       </w:r>
     </w:p>
     <w:p>
@@ -4699,7 +4687,7 @@
         <w:color w:val="555555"/>
         <w:sz w:val="16"/>
       </w:rPr>
-      <w:t>Example Peer Recovery Services, Inc. — CARF packet — DRAFT, section map unverified — generated 2026-09-06</w:t>
+      <w:t>Example Peer Recovery Services, Inc. — CARF packet — DRAFT, section map unverified — generated 2026-09-10</w:t>
     </w:r>
   </w:p>
 </w:ftr>
